--- a/docs/PRD.docx
+++ b/docs/PRD.docx
@@ -3537,7 +3537,7 @@
           <w:sz w:val="24"/>
           <w:szCs w:val="24"/>
         </w:rPr>
-        <w:t xml:space="preserve">The PRD, design exports and prototype are published as a portfolio case study at github.com/vaswanipranjal/Instahelp-PRD.</w:t>
+        <w:t xml:space="preserve">The PRD, design exports and prototype are published as a portfolio case study at github.com/vaswanipranjal/Instahelp_PRD.</w:t>
       </w:r>
     </w:p>
     <w:p>
